--- a/projects/porphyromonas-ad-mechanism-manuscript/manuscript/sci_combined/Limitations.docx
+++ b/projects/porphyromonas-ad-mechanism-manuscript/manuscript/sci_combined/Limitations.docx
@@ -93,7 +93,7 @@
           <w:sz w:val="24"/>
           <w:szCs w:val="24"/>
         </w:rPr>
-        <w:t>4. “BBB-high”, NTxPred2-positive, and CHEL/FRS are operational model labels at stated thresholds, not measured transport, neuronal injury, or metal coordination.</w:t>
+        <w:t>4. “BBB-high”, NTxPred2-positive, and CHEL/FRS are operational model labels at stated thresholds, not measured transport, neuronal injury, or metal coordination. BBB (BBP) hit rates are similar in the healthy-labelled (9.72%) and periodontitis-labelled (9.60%) libraries, so the label is not disease-specific.</w:t>
       </w:r>
     </w:p>
     <w:p>
